--- a/public/templates/wo-1.docx
+++ b/public/templates/wo-1.docx
@@ -342,25 +342,25 @@
           <w:sz w:val="26"/>
           <w:szCs w:val="26"/>
         </w:rPr>
-        <w:t>Sri. Y</w:t>
-      </w:r>
-      <w:r>
-        <w:rPr>
-          <w:rFonts w:ascii="Cambria" w:hAnsi="Cambria"/>
-          <w:b/>
-          <w:sz w:val="26"/>
-          <w:szCs w:val="26"/>
-        </w:rPr>
-        <w:t>AMIJALA</w:t>
-      </w:r>
-      <w:r>
-        <w:rPr>
-          <w:rFonts w:ascii="Cambria" w:hAnsi="Cambria"/>
-          <w:b/>
-          <w:sz w:val="26"/>
-          <w:szCs w:val="26"/>
-        </w:rPr>
-        <w:t xml:space="preserve">. ADITYA S/o. Sri. {applicant.relation}, </w:t>
+        <w:t xml:space="preserve">Sri. {applicant.fullName}</w:t>
+      </w:r>
+      <w:r>
+        <w:rPr>
+          <w:rFonts w:ascii="Cambria" w:hAnsi="Cambria"/>
+          <w:b/>
+          <w:sz w:val="26"/>
+          <w:szCs w:val="26"/>
+        </w:rPr>
+        <w:t xml:space="preserve"/>
+      </w:r>
+      <w:r>
+        <w:rPr>
+          <w:rFonts w:ascii="Cambria" w:hAnsi="Cambria"/>
+          <w:b/>
+          <w:sz w:val="26"/>
+          <w:szCs w:val="26"/>
+        </w:rPr>
+        <w:t xml:space="preserve"> S/o. Sri. {applicant.relation}, </w:t>
       </w:r>
       <w:r>
         <w:rPr>
@@ -377,7 +377,7 @@
           <w:sz w:val="26"/>
           <w:szCs w:val="26"/>
         </w:rPr>
-        <w:t>(AADHAAR: {applicant.aadhaar}, PAN: {applicant.pan}.</w:t>
+        <w:t xml:space="preserve">(AADHAAR: {applicant.aadhaar}, PAN: {applicant.pan}.</w:t>
       </w:r>
     </w:p>
     <w:p>
@@ -950,7 +950,7 @@
           <w:sz w:val="26"/>
           <w:szCs w:val="26"/>
         </w:rPr>
-        <w:t>All that the “</w:t>
+        <w:t xml:space="preserve">All that the “</w:t>
       </w:r>
       <w:r>
         <w:rPr>
@@ -976,24 +976,24 @@
           <w:sz w:val="26"/>
           <w:szCs w:val="26"/>
         </w:rPr>
-        <w:t>First</w:t>
-      </w:r>
-      <w:r>
-        <w:rPr>
-          <w:rFonts w:ascii="Cambria" w:hAnsi="Cambria"/>
-          <w:sz w:val="26"/>
-          <w:szCs w:val="26"/>
-        </w:rPr>
-        <w:t xml:space="preserve"> </w:t>
-      </w:r>
-      <w:r>
-        <w:rPr>
-          <w:rFonts w:ascii="Cambria" w:hAnsi="Cambria"/>
-          <w:b/>
-          <w:sz w:val="26"/>
-          <w:szCs w:val="26"/>
-        </w:rPr>
-        <w:t>Floor,</w:t>
+        <w:t xml:space="preserve">{p.floor} Floor</w:t>
+      </w:r>
+      <w:r>
+        <w:rPr>
+          <w:rFonts w:ascii="Cambria" w:hAnsi="Cambria"/>
+          <w:sz w:val="26"/>
+          <w:szCs w:val="26"/>
+        </w:rPr>
+        <w:t xml:space="preserve"/>
+      </w:r>
+      <w:r>
+        <w:rPr>
+          <w:rFonts w:ascii="Cambria" w:hAnsi="Cambria"/>
+          <w:b/>
+          <w:sz w:val="26"/>
+          <w:szCs w:val="26"/>
+        </w:rPr>
+        <w:t xml:space="preserve">,</w:t>
       </w:r>
       <w:r>
         <w:rPr>
@@ -1010,7 +1010,7 @@
           <w:sz w:val="26"/>
           <w:szCs w:val="26"/>
         </w:rPr>
-        <w:t>“{venture.projectName}”</w:t>
+        <w:t xml:space="preserve">“{venture.projectName}”</w:t>
       </w:r>
       <w:r>
         <w:rPr>
@@ -1027,7 +1027,7 @@
           <w:sz w:val="26"/>
           <w:szCs w:val="26"/>
         </w:rPr>
-        <w:t>{p.plinthArea} Sq.Feet,</w:t>
+        <w:t xml:space="preserve">{p.plinthArea} Sq.Feet,</w:t>
       </w:r>
       <w:r>
         <w:rPr>
@@ -1061,7 +1061,7 @@
           <w:sz w:val="26"/>
           <w:szCs w:val="26"/>
         </w:rPr>
-        <w:t>62.57</w:t>
+        <w:t xml:space="preserve">{p.undividedShare} Sq.Yards</w:t>
       </w:r>
       <w:r>
         <w:rPr>
@@ -1070,16 +1070,16 @@
           <w:sz w:val="26"/>
           <w:szCs w:val="26"/>
         </w:rPr>
-        <w:t xml:space="preserve"> </w:t>
-      </w:r>
-      <w:r>
-        <w:rPr>
-          <w:rFonts w:ascii="Cambria" w:hAnsi="Cambria"/>
-          <w:b/>
-          <w:sz w:val="26"/>
-          <w:szCs w:val="26"/>
-        </w:rPr>
-        <w:t>Sq.Yards</w:t>
+        <w:t xml:space="preserve"/>
+      </w:r>
+      <w:r>
+        <w:rPr>
+          <w:rFonts w:ascii="Cambria" w:hAnsi="Cambria"/>
+          <w:b/>
+          <w:sz w:val="26"/>
+          <w:szCs w:val="26"/>
+        </w:rPr>
+        <w:t xml:space="preserve"/>
       </w:r>
       <w:r>
         <w:rPr>
@@ -1098,7 +1098,7 @@
           <w:szCs w:val="26"/>
           <w:lang w:eastAsia="en-IN"/>
         </w:rPr>
-        <w:t>{venture.totalLandSqYards} Sq.yards)</w:t>
+        <w:t xml:space="preserve">{venture.totalLandSqYards} Sq.yards)</w:t>
       </w:r>
       <w:r>
         <w:rPr>
@@ -1127,15 +1127,15 @@
           <w:sz w:val="26"/>
           <w:szCs w:val="26"/>
         </w:rPr>
-        <w:t>Open Land</w:t>
-      </w:r>
-      <w:r>
-        <w:rPr>
-          <w:rFonts w:ascii="Cambria" w:hAnsi="Cambria"/>
-          <w:sz w:val="26"/>
-          <w:szCs w:val="26"/>
-        </w:rPr>
-        <w:t>,</w:t>
+        <w:t xml:space="preserve">Open Land</w:t>
+      </w:r>
+      <w:r>
+        <w:rPr>
+          <w:rFonts w:ascii="Cambria" w:hAnsi="Cambria"/>
+          <w:sz w:val="26"/>
+          <w:szCs w:val="26"/>
+        </w:rPr>
+        <w:t xml:space="preserve">,</w:t>
       </w:r>
       <w:r>
         <w:rPr>
@@ -1169,7 +1169,7 @@
           <w:szCs w:val="26"/>
           <w:lang w:eastAsia="en-IN"/>
         </w:rPr>
-        <w:t>Survey Nos.{venture.surveyNos}</w:t>
+        <w:t xml:space="preserve">Survey Nos.{venture.surveyNos}</w:t>
       </w:r>
       <w:r>
         <w:rPr>
@@ -1191,7 +1191,7 @@
           <w:szCs w:val="26"/>
           <w:lang w:eastAsia="en-IN"/>
         </w:rPr>
-        <w:t>{venture.village} VILLAGE &amp; Mandal</w:t>
+        <w:t xml:space="preserve">{venture.village} VILLAGE &amp; Mandal</w:t>
       </w:r>
       <w:r>
         <w:rPr>
@@ -1201,7 +1201,7 @@
           <w:szCs w:val="26"/>
           <w:lang w:eastAsia="en-IN"/>
         </w:rPr>
-        <w:t>, Under {venture.circle} Circle, {venture.district} District, {venture.state}</w:t>
+        <w:t xml:space="preserve">, Under {venture.circle} Circle, {venture.district} District, {venture.state}</w:t>
       </w:r>
       <w:r>
         <w:rPr>
@@ -1210,15 +1210,15 @@
           <w:sz w:val="26"/>
           <w:szCs w:val="26"/>
         </w:rPr>
-        <w:t>”</w:t>
-      </w:r>
-      <w:r>
-        <w:rPr>
-          <w:rFonts w:ascii="Cambria" w:hAnsi="Cambria"/>
-          <w:sz w:val="26"/>
-          <w:szCs w:val="26"/>
-        </w:rPr>
-        <w:t>, and bounded as follows:-</w:t>
+        <w:t xml:space="preserve">”</w:t>
+      </w:r>
+      <w:r>
+        <w:rPr>
+          <w:rFonts w:ascii="Cambria" w:hAnsi="Cambria"/>
+          <w:sz w:val="26"/>
+          <w:szCs w:val="26"/>
+        </w:rPr>
+        <w:t xml:space="preserve">, and bounded as follows:-</w:t>
       </w:r>
     </w:p>
     <w:p>
@@ -2496,7 +2496,7 @@
           <w:sz w:val="26"/>
           <w:szCs w:val="26"/>
         </w:rPr>
-        <w:t>has</w:t>
+        <w:t xml:space="preserve">has</w:t>
       </w:r>
       <w:r>
         <w:rPr>
@@ -2514,7 +2514,7 @@
           <w:sz w:val="26"/>
           <w:szCs w:val="26"/>
         </w:rPr>
-        <w:t>Rs.</w:t>
+        <w:t xml:space="preserve">Rs.</w:t>
       </w:r>
       <w:r>
         <w:rPr>
@@ -2524,7 +2524,7 @@
           <w:sz w:val="26"/>
           <w:szCs w:val="26"/>
         </w:rPr>
-        <w:t>3</w:t>
+        <w:t xml:space="preserve">{p.amountPaid}</w:t>
       </w:r>
       <w:r>
         <w:rPr>
@@ -2534,7 +2534,7 @@
           <w:sz w:val="26"/>
           <w:szCs w:val="26"/>
         </w:rPr>
-        <w:t>,</w:t>
+        <w:t xml:space="preserve"/>
       </w:r>
       <w:r>
         <w:rPr>
@@ -2544,7 +2544,7 @@
           <w:sz w:val="26"/>
           <w:szCs w:val="26"/>
         </w:rPr>
-        <w:t>75</w:t>
+        <w:t xml:space="preserve"/>
       </w:r>
       <w:r>
         <w:rPr>
@@ -2554,7 +2554,7 @@
           <w:sz w:val="26"/>
           <w:szCs w:val="26"/>
         </w:rPr>
-        <w:t>,</w:t>
+        <w:t xml:space="preserve"/>
       </w:r>
       <w:r>
         <w:rPr>
@@ -2564,7 +2564,7 @@
           <w:sz w:val="26"/>
           <w:szCs w:val="26"/>
         </w:rPr>
-        <w:t>0</w:t>
+        <w:t xml:space="preserve"/>
       </w:r>
       <w:r>
         <w:rPr>
@@ -2574,7 +2574,7 @@
           <w:sz w:val="26"/>
           <w:szCs w:val="26"/>
         </w:rPr>
-        <w:t>0</w:t>
+        <w:t xml:space="preserve"/>
       </w:r>
       <w:r>
         <w:rPr>
@@ -2584,7 +2584,7 @@
           <w:sz w:val="26"/>
           <w:szCs w:val="26"/>
         </w:rPr>
-        <w:t xml:space="preserve">0/- (Rupees </w:t>
+        <w:t xml:space="preserve">/- (Rupees </w:t>
       </w:r>
       <w:r>
         <w:rPr>
@@ -2604,7 +2604,7 @@
           <w:sz w:val="26"/>
           <w:szCs w:val="26"/>
         </w:rPr>
-        <w:t>Lakhs</w:t>
+        <w:t xml:space="preserve">Lakhs</w:t>
       </w:r>
       <w:r>
         <w:rPr>
@@ -2637,7 +2637,7 @@
           <w:sz w:val="26"/>
           <w:szCs w:val="26"/>
         </w:rPr>
-        <w:t>Thousand Only</w:t>
+        <w:t xml:space="preserve">Thousand Only</w:t>
       </w:r>
       <w:r>
         <w:rPr>
@@ -2684,7 +2684,7 @@
           <w:sz w:val="26"/>
           <w:szCs w:val="26"/>
         </w:rPr>
-        <w:t>Rs.</w:t>
+        <w:t xml:space="preserve">Rs.</w:t>
       </w:r>
       <w:r>
         <w:rPr>
@@ -2694,7 +2694,7 @@
           <w:sz w:val="26"/>
           <w:szCs w:val="26"/>
         </w:rPr>
-        <w:t>15</w:t>
+        <w:t xml:space="preserve">{p.balanceAmount}</w:t>
       </w:r>
       <w:r>
         <w:rPr>
@@ -2704,7 +2704,7 @@
           <w:sz w:val="26"/>
           <w:szCs w:val="26"/>
         </w:rPr>
-        <w:t>,</w:t>
+        <w:t xml:space="preserve"/>
       </w:r>
       <w:r>
         <w:rPr>
@@ -2714,7 +2714,7 @@
           <w:sz w:val="26"/>
           <w:szCs w:val="26"/>
         </w:rPr>
-        <w:t>0</w:t>
+        <w:t xml:space="preserve"/>
       </w:r>
       <w:r>
         <w:rPr>
@@ -2724,7 +2724,7 @@
           <w:sz w:val="26"/>
           <w:szCs w:val="26"/>
         </w:rPr>
-        <w:t>0</w:t>
+        <w:t xml:space="preserve"/>
       </w:r>
       <w:r>
         <w:rPr>
@@ -2734,7 +2734,7 @@
           <w:sz w:val="26"/>
           <w:szCs w:val="26"/>
         </w:rPr>
-        <w:t>,</w:t>
+        <w:t xml:space="preserve"/>
       </w:r>
       <w:r>
         <w:rPr>
@@ -2744,7 +2744,7 @@
           <w:sz w:val="26"/>
           <w:szCs w:val="26"/>
         </w:rPr>
-        <w:t>0</w:t>
+        <w:t xml:space="preserve"/>
       </w:r>
       <w:r>
         <w:rPr>
@@ -2754,7 +2754,7 @@
           <w:sz w:val="26"/>
           <w:szCs w:val="26"/>
         </w:rPr>
-        <w:t>0</w:t>
+        <w:t xml:space="preserve"/>
       </w:r>
       <w:r>
         <w:rPr>
@@ -2764,7 +2764,7 @@
           <w:sz w:val="26"/>
           <w:szCs w:val="26"/>
         </w:rPr>
-        <w:t xml:space="preserve">0/- (Rupees </w:t>
+        <w:t xml:space="preserve">/- (Rupees </w:t>
       </w:r>
       <w:r>
         <w:rPr>
@@ -2794,15 +2794,15 @@
           <w:sz w:val="26"/>
           <w:szCs w:val="26"/>
         </w:rPr>
-        <w:t>Only)</w:t>
-      </w:r>
-      <w:r>
-        <w:rPr>
-          <w:rFonts w:ascii="Cambria" w:hAnsi="Cambria" w:cs="Times New Roman"/>
-          <w:sz w:val="26"/>
-          <w:szCs w:val="26"/>
-        </w:rPr>
-        <w:t>, at the time of registration.</w:t>
+        <w:t xml:space="preserve">Only)</w:t>
+      </w:r>
+      <w:r>
+        <w:rPr>
+          <w:rFonts w:ascii="Cambria" w:hAnsi="Cambria" w:cs="Times New Roman"/>
+          <w:sz w:val="26"/>
+          <w:szCs w:val="26"/>
+        </w:rPr>
+        <w:t xml:space="preserve">, at the time of registration.</w:t>
       </w:r>
     </w:p>
     <w:p>
@@ -3056,7 +3056,7 @@
           <w:sz w:val="26"/>
           <w:szCs w:val="26"/>
         </w:rPr>
-        <w:t>All that the “</w:t>
+        <w:t xml:space="preserve">All that the “</w:t>
       </w:r>
       <w:r>
         <w:rPr>
@@ -3082,24 +3082,24 @@
           <w:sz w:val="26"/>
           <w:szCs w:val="26"/>
         </w:rPr>
-        <w:t>First</w:t>
-      </w:r>
-      <w:r>
-        <w:rPr>
-          <w:rFonts w:ascii="Cambria" w:hAnsi="Cambria"/>
-          <w:sz w:val="26"/>
-          <w:szCs w:val="26"/>
-        </w:rPr>
-        <w:t xml:space="preserve"> </w:t>
-      </w:r>
-      <w:r>
-        <w:rPr>
-          <w:rFonts w:ascii="Cambria" w:hAnsi="Cambria"/>
-          <w:b/>
-          <w:sz w:val="26"/>
-          <w:szCs w:val="26"/>
-        </w:rPr>
-        <w:t>Floor,</w:t>
+        <w:t xml:space="preserve">{p.floor} Floor</w:t>
+      </w:r>
+      <w:r>
+        <w:rPr>
+          <w:rFonts w:ascii="Cambria" w:hAnsi="Cambria"/>
+          <w:sz w:val="26"/>
+          <w:szCs w:val="26"/>
+        </w:rPr>
+        <w:t xml:space="preserve"/>
+      </w:r>
+      <w:r>
+        <w:rPr>
+          <w:rFonts w:ascii="Cambria" w:hAnsi="Cambria"/>
+          <w:b/>
+          <w:sz w:val="26"/>
+          <w:szCs w:val="26"/>
+        </w:rPr>
+        <w:t xml:space="preserve">,</w:t>
       </w:r>
       <w:r>
         <w:rPr>
@@ -3116,7 +3116,7 @@
           <w:sz w:val="26"/>
           <w:szCs w:val="26"/>
         </w:rPr>
-        <w:t>“{venture.projectName}”</w:t>
+        <w:t xml:space="preserve">“{venture.projectName}”</w:t>
       </w:r>
       <w:r>
         <w:rPr>
@@ -3133,7 +3133,7 @@
           <w:sz w:val="26"/>
           <w:szCs w:val="26"/>
         </w:rPr>
-        <w:t>{p.plinthArea} Sq.Feet,</w:t>
+        <w:t xml:space="preserve">{p.plinthArea} Sq.Feet,</w:t>
       </w:r>
       <w:r>
         <w:rPr>
@@ -3167,7 +3167,7 @@
           <w:sz w:val="26"/>
           <w:szCs w:val="26"/>
         </w:rPr>
-        <w:t>62.57</w:t>
+        <w:t xml:space="preserve">{p.undividedShare} Sq.Yards</w:t>
       </w:r>
       <w:r>
         <w:rPr>
@@ -3176,16 +3176,16 @@
           <w:sz w:val="26"/>
           <w:szCs w:val="26"/>
         </w:rPr>
-        <w:t xml:space="preserve"> </w:t>
-      </w:r>
-      <w:r>
-        <w:rPr>
-          <w:rFonts w:ascii="Cambria" w:hAnsi="Cambria"/>
-          <w:b/>
-          <w:sz w:val="26"/>
-          <w:szCs w:val="26"/>
-        </w:rPr>
-        <w:t>Sq.Yards</w:t>
+        <w:t xml:space="preserve"/>
+      </w:r>
+      <w:r>
+        <w:rPr>
+          <w:rFonts w:ascii="Cambria" w:hAnsi="Cambria"/>
+          <w:b/>
+          <w:sz w:val="26"/>
+          <w:szCs w:val="26"/>
+        </w:rPr>
+        <w:t xml:space="preserve"/>
       </w:r>
       <w:r>
         <w:rPr>
@@ -3204,7 +3204,7 @@
           <w:szCs w:val="26"/>
           <w:lang w:eastAsia="en-IN"/>
         </w:rPr>
-        <w:t>{venture.totalLandSqYards} Sq.yards)</w:t>
+        <w:t xml:space="preserve">{venture.totalLandSqYards} Sq.yards)</w:t>
       </w:r>
       <w:r>
         <w:rPr>
@@ -3233,15 +3233,15 @@
           <w:sz w:val="26"/>
           <w:szCs w:val="26"/>
         </w:rPr>
-        <w:t>Open Land</w:t>
-      </w:r>
-      <w:r>
-        <w:rPr>
-          <w:rFonts w:ascii="Cambria" w:hAnsi="Cambria"/>
-          <w:sz w:val="26"/>
-          <w:szCs w:val="26"/>
-        </w:rPr>
-        <w:t>,</w:t>
+        <w:t xml:space="preserve">Open Land</w:t>
+      </w:r>
+      <w:r>
+        <w:rPr>
+          <w:rFonts w:ascii="Cambria" w:hAnsi="Cambria"/>
+          <w:sz w:val="26"/>
+          <w:szCs w:val="26"/>
+        </w:rPr>
+        <w:t xml:space="preserve">,</w:t>
       </w:r>
       <w:r>
         <w:rPr>
@@ -3275,7 +3275,7 @@
           <w:szCs w:val="26"/>
           <w:lang w:eastAsia="en-IN"/>
         </w:rPr>
-        <w:t>Survey Nos.{venture.surveyNos}</w:t>
+        <w:t xml:space="preserve">Survey Nos.{venture.surveyNos}</w:t>
       </w:r>
       <w:r>
         <w:rPr>
@@ -3297,7 +3297,7 @@
           <w:szCs w:val="26"/>
           <w:lang w:eastAsia="en-IN"/>
         </w:rPr>
-        <w:t>{venture.village} VILLAGE &amp; Mandal</w:t>
+        <w:t xml:space="preserve">{venture.village} VILLAGE &amp; Mandal</w:t>
       </w:r>
       <w:r>
         <w:rPr>
@@ -3307,7 +3307,7 @@
           <w:szCs w:val="26"/>
           <w:lang w:eastAsia="en-IN"/>
         </w:rPr>
-        <w:t>, Under {venture.circle} Circle, {venture.district} District, {venture.state}</w:t>
+        <w:t xml:space="preserve">, Under {venture.circle} Circle, {venture.district} District, {venture.state}</w:t>
       </w:r>
       <w:r>
         <w:rPr>
@@ -3316,15 +3316,15 @@
           <w:sz w:val="26"/>
           <w:szCs w:val="26"/>
         </w:rPr>
-        <w:t>”</w:t>
-      </w:r>
-      <w:r>
-        <w:rPr>
-          <w:rFonts w:ascii="Cambria" w:hAnsi="Cambria"/>
-          <w:sz w:val="26"/>
-          <w:szCs w:val="26"/>
-        </w:rPr>
-        <w:t>, and bounded as follows:-</w:t>
+        <w:t xml:space="preserve">”</w:t>
+      </w:r>
+      <w:r>
+        <w:rPr>
+          <w:rFonts w:ascii="Cambria" w:hAnsi="Cambria"/>
+          <w:sz w:val="26"/>
+          <w:szCs w:val="26"/>
+        </w:rPr>
+        <w:t xml:space="preserve">, and bounded as follows:-</w:t>
       </w:r>
     </w:p>
     <w:p>
